--- a/Backend/Director_Disclosure/Output_Disclosures/2024-25/KN_INDI_VIJAYAPURA_SOLAR_ENERGY_PRIVATE_LIMITED/DIR-8/DIR8_MITESH_A_CHAUHAN_07270023.docx
+++ b/Backend/Director_Disclosure/Output_Disclosures/2024-25/KN_INDI_VIJAYAPURA_SOLAR_ENERGY_PRIVATE_LIMITED/DIR-8/DIR8_MITESH_A_CHAUHAN_07270023.docx
@@ -620,7 +620,7 @@
                 <w:b w:val="0"/>
                 <w:sz w:val="23"/>
               </w:rPr>
-              <w:t>ADANI RENEWABLE ENERGY HOLDING FOUR LIMITED</w:t>
+              <w:t>KODANGAL SOLAR PARKS LIMITED</w:t>
             </w:r>
           </w:p>
         </w:tc>
@@ -830,7 +830,7 @@
                 <w:b w:val="0"/>
                 <w:sz w:val="23"/>
               </w:rPr>
-              <w:t>KODANGAL SOLAR PARKS LIMITED</w:t>
+              <w:t>ADANI GREEN ENERGY TWO LIMITED</w:t>
             </w:r>
           </w:p>
         </w:tc>
@@ -900,7 +900,7 @@
                 <w:b w:val="0"/>
                 <w:sz w:val="23"/>
               </w:rPr>
-              <w:t>ADANI GREEN ENERGY TWO LIMITED</w:t>
+              <w:t>ADANI RENEWABLE ENERGY HOLDING FOUR LIMITED</w:t>
             </w:r>
           </w:p>
         </w:tc>
@@ -970,7 +970,7 @@
                 <w:b w:val="0"/>
                 <w:sz w:val="23"/>
               </w:rPr>
-              <w:t>ADANI WIND ENERGY KUTCHH THREE LIMITED</w:t>
+              <w:t>ESSEL URJA PRIVATE LIMITED</w:t>
             </w:r>
           </w:p>
         </w:tc>
@@ -989,7 +989,7 @@
                 <w:b w:val="0"/>
                 <w:sz w:val="23"/>
               </w:rPr>
-              <w:t>23/07/2025</w:t>
+              <w:t>15/07/2023</w:t>
             </w:r>
           </w:p>
         </w:tc>
@@ -1092,6 +1092,636 @@
                 <w:sz w:val="23"/>
               </w:rPr>
               <w:t>12</w:t>
+            </w:r>
+          </w:p>
+        </w:tc>
+        <w:tc>
+          <w:tcPr>
+            <w:tcW w:type="dxa" w:w="3864"/>
+          </w:tcPr>
+          <w:p>
+            <w:pPr>
+              <w:spacing w:after="0"/>
+              <w:jc w:val="both"/>
+            </w:pPr>
+            <w:r>
+              <w:rPr>
+                <w:rFonts w:ascii="Adani" w:hAnsi="Adani" w:eastAsia="Adani" w:cs="Adani"/>
+                <w:b w:val="0"/>
+                <w:sz w:val="23"/>
+              </w:rPr>
+              <w:t>TN URJA PRIVATE LIMITED</w:t>
+            </w:r>
+          </w:p>
+        </w:tc>
+        <w:tc>
+          <w:tcPr>
+            <w:tcW w:type="dxa" w:w="2610"/>
+          </w:tcPr>
+          <w:p>
+            <w:pPr>
+              <w:spacing w:after="0"/>
+              <w:jc w:val="center"/>
+            </w:pPr>
+            <w:r>
+              <w:rPr>
+                <w:rFonts w:ascii="Adani" w:hAnsi="Adani" w:eastAsia="Adani" w:cs="Adani"/>
+                <w:b w:val="0"/>
+                <w:sz w:val="23"/>
+              </w:rPr>
+              <w:t>20/10/2022</w:t>
+            </w:r>
+          </w:p>
+        </w:tc>
+        <w:tc>
+          <w:tcPr>
+            <w:tcW w:type="dxa" w:w="2250"/>
+          </w:tcPr>
+          <w:p>
+            <w:pPr>
+              <w:spacing w:after="0"/>
+              <w:jc w:val="center"/>
+            </w:pPr>
+          </w:p>
+        </w:tc>
+      </w:tr>
+      <w:tr>
+        <w:tc>
+          <w:tcPr>
+            <w:tcW w:type="dxa" w:w="636"/>
+          </w:tcPr>
+          <w:p>
+            <w:pPr>
+              <w:spacing w:after="0"/>
+              <w:ind w:left="360"/>
+            </w:pPr>
+            <w:r>
+              <w:rPr>
+                <w:rFonts w:ascii="Adani" w:hAnsi="Adani" w:eastAsia="Adani" w:cs="Adani"/>
+                <w:b w:val="0"/>
+                <w:sz w:val="23"/>
+              </w:rPr>
+              <w:t>13</w:t>
+            </w:r>
+          </w:p>
+        </w:tc>
+        <w:tc>
+          <w:tcPr>
+            <w:tcW w:type="dxa" w:w="3864"/>
+          </w:tcPr>
+          <w:p>
+            <w:pPr>
+              <w:spacing w:after="0"/>
+              <w:jc w:val="both"/>
+            </w:pPr>
+            <w:r>
+              <w:rPr>
+                <w:rFonts w:ascii="Adani" w:hAnsi="Adani" w:eastAsia="Adani" w:cs="Adani"/>
+                <w:b w:val="0"/>
+                <w:sz w:val="23"/>
+              </w:rPr>
+              <w:t>KN MUDDEBIHAL SOLAR ENERGY PRIVATE LIMITED</w:t>
+            </w:r>
+          </w:p>
+        </w:tc>
+        <w:tc>
+          <w:tcPr>
+            <w:tcW w:type="dxa" w:w="2610"/>
+          </w:tcPr>
+          <w:p>
+            <w:pPr>
+              <w:spacing w:after="0"/>
+              <w:jc w:val="center"/>
+            </w:pPr>
+            <w:r>
+              <w:rPr>
+                <w:rFonts w:ascii="Adani" w:hAnsi="Adani" w:eastAsia="Adani" w:cs="Adani"/>
+                <w:b w:val="0"/>
+                <w:sz w:val="23"/>
+              </w:rPr>
+              <w:t>20/10/2022</w:t>
+            </w:r>
+          </w:p>
+        </w:tc>
+        <w:tc>
+          <w:tcPr>
+            <w:tcW w:type="dxa" w:w="2250"/>
+          </w:tcPr>
+          <w:p>
+            <w:pPr>
+              <w:spacing w:after="0"/>
+              <w:jc w:val="center"/>
+            </w:pPr>
+          </w:p>
+        </w:tc>
+      </w:tr>
+      <w:tr>
+        <w:tc>
+          <w:tcPr>
+            <w:tcW w:type="dxa" w:w="636"/>
+          </w:tcPr>
+          <w:p>
+            <w:pPr>
+              <w:spacing w:after="0"/>
+              <w:ind w:left="360"/>
+            </w:pPr>
+            <w:r>
+              <w:rPr>
+                <w:rFonts w:ascii="Adani" w:hAnsi="Adani" w:eastAsia="Adani" w:cs="Adani"/>
+                <w:b w:val="0"/>
+                <w:sz w:val="23"/>
+              </w:rPr>
+              <w:t>14</w:t>
+            </w:r>
+          </w:p>
+        </w:tc>
+        <w:tc>
+          <w:tcPr>
+            <w:tcW w:type="dxa" w:w="3864"/>
+          </w:tcPr>
+          <w:p>
+            <w:pPr>
+              <w:spacing w:after="0"/>
+              <w:jc w:val="both"/>
+            </w:pPr>
+            <w:r>
+              <w:rPr>
+                <w:rFonts w:ascii="Adani" w:hAnsi="Adani" w:eastAsia="Adani" w:cs="Adani"/>
+                <w:b w:val="0"/>
+                <w:sz w:val="23"/>
+              </w:rPr>
+              <w:t>PN CLEAN ENERGY LIMITED</w:t>
+            </w:r>
+          </w:p>
+        </w:tc>
+        <w:tc>
+          <w:tcPr>
+            <w:tcW w:type="dxa" w:w="2610"/>
+          </w:tcPr>
+          <w:p>
+            <w:pPr>
+              <w:spacing w:after="0"/>
+              <w:jc w:val="center"/>
+            </w:pPr>
+            <w:r>
+              <w:rPr>
+                <w:rFonts w:ascii="Adani" w:hAnsi="Adani" w:eastAsia="Adani" w:cs="Adani"/>
+                <w:b w:val="0"/>
+                <w:sz w:val="23"/>
+              </w:rPr>
+              <w:t>20/10/2022</w:t>
+            </w:r>
+          </w:p>
+        </w:tc>
+        <w:tc>
+          <w:tcPr>
+            <w:tcW w:type="dxa" w:w="2250"/>
+          </w:tcPr>
+          <w:p>
+            <w:pPr>
+              <w:spacing w:after="0"/>
+              <w:jc w:val="center"/>
+            </w:pPr>
+          </w:p>
+        </w:tc>
+      </w:tr>
+      <w:tr>
+        <w:tc>
+          <w:tcPr>
+            <w:tcW w:type="dxa" w:w="636"/>
+          </w:tcPr>
+          <w:p>
+            <w:pPr>
+              <w:spacing w:after="0"/>
+              <w:ind w:left="360"/>
+            </w:pPr>
+            <w:r>
+              <w:rPr>
+                <w:rFonts w:ascii="Adani" w:hAnsi="Adani" w:eastAsia="Adani" w:cs="Adani"/>
+                <w:b w:val="0"/>
+                <w:sz w:val="23"/>
+              </w:rPr>
+              <w:t>15</w:t>
+            </w:r>
+          </w:p>
+        </w:tc>
+        <w:tc>
+          <w:tcPr>
+            <w:tcW w:type="dxa" w:w="3864"/>
+          </w:tcPr>
+          <w:p>
+            <w:pPr>
+              <w:spacing w:after="0"/>
+              <w:jc w:val="both"/>
+            </w:pPr>
+            <w:r>
+              <w:rPr>
+                <w:rFonts w:ascii="Adani" w:hAnsi="Adani" w:eastAsia="Adani" w:cs="Adani"/>
+                <w:b w:val="0"/>
+                <w:sz w:val="23"/>
+              </w:rPr>
+              <w:t>KN BIJAPURA SOLAR ENERGY PRIVATE LIMITED</w:t>
+            </w:r>
+          </w:p>
+        </w:tc>
+        <w:tc>
+          <w:tcPr>
+            <w:tcW w:type="dxa" w:w="2610"/>
+          </w:tcPr>
+          <w:p>
+            <w:pPr>
+              <w:spacing w:after="0"/>
+              <w:jc w:val="center"/>
+            </w:pPr>
+            <w:r>
+              <w:rPr>
+                <w:rFonts w:ascii="Adani" w:hAnsi="Adani" w:eastAsia="Adani" w:cs="Adani"/>
+                <w:b w:val="0"/>
+                <w:sz w:val="23"/>
+              </w:rPr>
+              <w:t>20/10/2022</w:t>
+            </w:r>
+          </w:p>
+        </w:tc>
+        <w:tc>
+          <w:tcPr>
+            <w:tcW w:type="dxa" w:w="2250"/>
+          </w:tcPr>
+          <w:p>
+            <w:pPr>
+              <w:spacing w:after="0"/>
+              <w:jc w:val="center"/>
+            </w:pPr>
+          </w:p>
+        </w:tc>
+      </w:tr>
+      <w:tr>
+        <w:tc>
+          <w:tcPr>
+            <w:tcW w:type="dxa" w:w="636"/>
+          </w:tcPr>
+          <w:p>
+            <w:pPr>
+              <w:spacing w:after="0"/>
+              <w:ind w:left="360"/>
+            </w:pPr>
+            <w:r>
+              <w:rPr>
+                <w:rFonts w:ascii="Adani" w:hAnsi="Adani" w:eastAsia="Adani" w:cs="Adani"/>
+                <w:b w:val="0"/>
+                <w:sz w:val="23"/>
+              </w:rPr>
+              <w:t>16</w:t>
+            </w:r>
+          </w:p>
+        </w:tc>
+        <w:tc>
+          <w:tcPr>
+            <w:tcW w:type="dxa" w:w="3864"/>
+          </w:tcPr>
+          <w:p>
+            <w:pPr>
+              <w:spacing w:after="0"/>
+              <w:jc w:val="both"/>
+            </w:pPr>
+            <w:r>
+              <w:rPr>
+                <w:rFonts w:ascii="Adani" w:hAnsi="Adani" w:eastAsia="Adani" w:cs="Adani"/>
+                <w:b w:val="0"/>
+                <w:sz w:val="23"/>
+              </w:rPr>
+              <w:t>ESSEL GULBARGA SOLAR POWER PRIVATE LIMITED</w:t>
+            </w:r>
+          </w:p>
+        </w:tc>
+        <w:tc>
+          <w:tcPr>
+            <w:tcW w:type="dxa" w:w="2610"/>
+          </w:tcPr>
+          <w:p>
+            <w:pPr>
+              <w:spacing w:after="0"/>
+              <w:jc w:val="center"/>
+            </w:pPr>
+            <w:r>
+              <w:rPr>
+                <w:rFonts w:ascii="Adani" w:hAnsi="Adani" w:eastAsia="Adani" w:cs="Adani"/>
+                <w:b w:val="0"/>
+                <w:sz w:val="23"/>
+              </w:rPr>
+              <w:t>20/10/2022</w:t>
+            </w:r>
+          </w:p>
+        </w:tc>
+        <w:tc>
+          <w:tcPr>
+            <w:tcW w:type="dxa" w:w="2250"/>
+          </w:tcPr>
+          <w:p>
+            <w:pPr>
+              <w:spacing w:after="0"/>
+              <w:jc w:val="center"/>
+            </w:pPr>
+          </w:p>
+        </w:tc>
+      </w:tr>
+      <w:tr>
+        <w:tc>
+          <w:tcPr>
+            <w:tcW w:type="dxa" w:w="636"/>
+          </w:tcPr>
+          <w:p>
+            <w:pPr>
+              <w:spacing w:after="0"/>
+              <w:ind w:left="360"/>
+            </w:pPr>
+            <w:r>
+              <w:rPr>
+                <w:rFonts w:ascii="Adani" w:hAnsi="Adani" w:eastAsia="Adani" w:cs="Adani"/>
+                <w:b w:val="0"/>
+                <w:sz w:val="23"/>
+              </w:rPr>
+              <w:t>17</w:t>
+            </w:r>
+          </w:p>
+        </w:tc>
+        <w:tc>
+          <w:tcPr>
+            <w:tcW w:type="dxa" w:w="3864"/>
+          </w:tcPr>
+          <w:p>
+            <w:pPr>
+              <w:spacing w:after="0"/>
+              <w:jc w:val="both"/>
+            </w:pPr>
+            <w:r>
+              <w:rPr>
+                <w:rFonts w:ascii="Adani" w:hAnsi="Adani" w:eastAsia="Adani" w:cs="Adani"/>
+                <w:b w:val="0"/>
+                <w:sz w:val="23"/>
+              </w:rPr>
+              <w:t>KN INDI VIJAYAPURA SOLAR ENERGY PRIVATE LIMITED</w:t>
+            </w:r>
+          </w:p>
+        </w:tc>
+        <w:tc>
+          <w:tcPr>
+            <w:tcW w:type="dxa" w:w="2610"/>
+          </w:tcPr>
+          <w:p>
+            <w:pPr>
+              <w:spacing w:after="0"/>
+              <w:jc w:val="center"/>
+            </w:pPr>
+            <w:r>
+              <w:rPr>
+                <w:rFonts w:ascii="Adani" w:hAnsi="Adani" w:eastAsia="Adani" w:cs="Adani"/>
+                <w:b w:val="0"/>
+                <w:sz w:val="23"/>
+              </w:rPr>
+              <w:t>20/10/2022</w:t>
+            </w:r>
+          </w:p>
+        </w:tc>
+        <w:tc>
+          <w:tcPr>
+            <w:tcW w:type="dxa" w:w="2250"/>
+          </w:tcPr>
+          <w:p>
+            <w:pPr>
+              <w:spacing w:after="0"/>
+              <w:jc w:val="center"/>
+            </w:pPr>
+          </w:p>
+        </w:tc>
+      </w:tr>
+      <w:tr>
+        <w:tc>
+          <w:tcPr>
+            <w:tcW w:type="dxa" w:w="636"/>
+          </w:tcPr>
+          <w:p>
+            <w:pPr>
+              <w:spacing w:after="0"/>
+              <w:ind w:left="360"/>
+            </w:pPr>
+            <w:r>
+              <w:rPr>
+                <w:rFonts w:ascii="Adani" w:hAnsi="Adani" w:eastAsia="Adani" w:cs="Adani"/>
+                <w:b w:val="0"/>
+                <w:sz w:val="23"/>
+              </w:rPr>
+              <w:t>18</w:t>
+            </w:r>
+          </w:p>
+        </w:tc>
+        <w:tc>
+          <w:tcPr>
+            <w:tcW w:type="dxa" w:w="3864"/>
+          </w:tcPr>
+          <w:p>
+            <w:pPr>
+              <w:spacing w:after="0"/>
+              <w:jc w:val="both"/>
+            </w:pPr>
+            <w:r>
+              <w:rPr>
+                <w:rFonts w:ascii="Adani" w:hAnsi="Adani" w:eastAsia="Adani" w:cs="Adani"/>
+                <w:b w:val="0"/>
+                <w:sz w:val="23"/>
+              </w:rPr>
+              <w:t>KN SINDAGI SOLAR ENERGY PRIVATE LIMITED</w:t>
+            </w:r>
+          </w:p>
+        </w:tc>
+        <w:tc>
+          <w:tcPr>
+            <w:tcW w:type="dxa" w:w="2610"/>
+          </w:tcPr>
+          <w:p>
+            <w:pPr>
+              <w:spacing w:after="0"/>
+              <w:jc w:val="center"/>
+            </w:pPr>
+            <w:r>
+              <w:rPr>
+                <w:rFonts w:ascii="Adani" w:hAnsi="Adani" w:eastAsia="Adani" w:cs="Adani"/>
+                <w:b w:val="0"/>
+                <w:sz w:val="23"/>
+              </w:rPr>
+              <w:t>20/10/2022</w:t>
+            </w:r>
+          </w:p>
+        </w:tc>
+        <w:tc>
+          <w:tcPr>
+            <w:tcW w:type="dxa" w:w="2250"/>
+          </w:tcPr>
+          <w:p>
+            <w:pPr>
+              <w:spacing w:after="0"/>
+              <w:jc w:val="center"/>
+            </w:pPr>
+          </w:p>
+        </w:tc>
+      </w:tr>
+      <w:tr>
+        <w:tc>
+          <w:tcPr>
+            <w:tcW w:type="dxa" w:w="636"/>
+          </w:tcPr>
+          <w:p>
+            <w:pPr>
+              <w:spacing w:after="0"/>
+              <w:ind w:left="360"/>
+            </w:pPr>
+            <w:r>
+              <w:rPr>
+                <w:rFonts w:ascii="Adani" w:hAnsi="Adani" w:eastAsia="Adani" w:cs="Adani"/>
+                <w:b w:val="0"/>
+                <w:sz w:val="23"/>
+              </w:rPr>
+              <w:t>19</w:t>
+            </w:r>
+          </w:p>
+        </w:tc>
+        <w:tc>
+          <w:tcPr>
+            <w:tcW w:type="dxa" w:w="3864"/>
+          </w:tcPr>
+          <w:p>
+            <w:pPr>
+              <w:spacing w:after="0"/>
+              <w:jc w:val="both"/>
+            </w:pPr>
+            <w:r>
+              <w:rPr>
+                <w:rFonts w:ascii="Adani" w:hAnsi="Adani" w:eastAsia="Adani" w:cs="Adani"/>
+                <w:b w:val="0"/>
+                <w:sz w:val="23"/>
+              </w:rPr>
+              <w:t>ESSEL BAGALKOT SOLAR ENERGY PRIVATE LIMITED</w:t>
+            </w:r>
+          </w:p>
+        </w:tc>
+        <w:tc>
+          <w:tcPr>
+            <w:tcW w:type="dxa" w:w="2610"/>
+          </w:tcPr>
+          <w:p>
+            <w:pPr>
+              <w:spacing w:after="0"/>
+              <w:jc w:val="center"/>
+            </w:pPr>
+            <w:r>
+              <w:rPr>
+                <w:rFonts w:ascii="Adani" w:hAnsi="Adani" w:eastAsia="Adani" w:cs="Adani"/>
+                <w:b w:val="0"/>
+                <w:sz w:val="23"/>
+              </w:rPr>
+              <w:t>20/10/2022</w:t>
+            </w:r>
+          </w:p>
+        </w:tc>
+        <w:tc>
+          <w:tcPr>
+            <w:tcW w:type="dxa" w:w="2250"/>
+          </w:tcPr>
+          <w:p>
+            <w:pPr>
+              <w:spacing w:after="0"/>
+              <w:jc w:val="center"/>
+            </w:pPr>
+          </w:p>
+        </w:tc>
+      </w:tr>
+      <w:tr>
+        <w:tc>
+          <w:tcPr>
+            <w:tcW w:type="dxa" w:w="636"/>
+          </w:tcPr>
+          <w:p>
+            <w:pPr>
+              <w:spacing w:after="0"/>
+              <w:ind w:left="360"/>
+            </w:pPr>
+            <w:r>
+              <w:rPr>
+                <w:rFonts w:ascii="Adani" w:hAnsi="Adani" w:eastAsia="Adani" w:cs="Adani"/>
+                <w:b w:val="0"/>
+                <w:sz w:val="23"/>
+              </w:rPr>
+              <w:t>20</w:t>
+            </w:r>
+          </w:p>
+        </w:tc>
+        <w:tc>
+          <w:tcPr>
+            <w:tcW w:type="dxa" w:w="3864"/>
+          </w:tcPr>
+          <w:p>
+            <w:pPr>
+              <w:spacing w:after="0"/>
+              <w:jc w:val="both"/>
+            </w:pPr>
+            <w:r>
+              <w:rPr>
+                <w:rFonts w:ascii="Adani" w:hAnsi="Adani" w:eastAsia="Adani" w:cs="Adani"/>
+                <w:b w:val="0"/>
+                <w:sz w:val="23"/>
+              </w:rPr>
+              <w:t>PN RENEWABLE ENERGY LIMITED</w:t>
+            </w:r>
+          </w:p>
+        </w:tc>
+        <w:tc>
+          <w:tcPr>
+            <w:tcW w:type="dxa" w:w="2610"/>
+          </w:tcPr>
+          <w:p>
+            <w:pPr>
+              <w:spacing w:after="0"/>
+              <w:jc w:val="center"/>
+            </w:pPr>
+            <w:r>
+              <w:rPr>
+                <w:rFonts w:ascii="Adani" w:hAnsi="Adani" w:eastAsia="Adani" w:cs="Adani"/>
+                <w:b w:val="0"/>
+                <w:sz w:val="23"/>
+              </w:rPr>
+              <w:t>20/10/2022</w:t>
+            </w:r>
+          </w:p>
+        </w:tc>
+        <w:tc>
+          <w:tcPr>
+            <w:tcW w:type="dxa" w:w="2250"/>
+          </w:tcPr>
+          <w:p>
+            <w:pPr>
+              <w:spacing w:after="0"/>
+              <w:jc w:val="center"/>
+            </w:pPr>
+          </w:p>
+        </w:tc>
+      </w:tr>
+      <w:tr>
+        <w:tc>
+          <w:tcPr>
+            <w:tcW w:type="dxa" w:w="636"/>
+          </w:tcPr>
+          <w:p>
+            <w:pPr>
+              <w:spacing w:after="0"/>
+              <w:ind w:left="360"/>
+            </w:pPr>
+            <w:r>
+              <w:rPr>
+                <w:rFonts w:ascii="Adani" w:hAnsi="Adani" w:eastAsia="Adani" w:cs="Adani"/>
+                <w:b w:val="0"/>
+                <w:sz w:val="23"/>
+              </w:rPr>
+              <w:t>21</w:t>
             </w:r>
           </w:p>
         </w:tc>
@@ -1245,7 +1875,7 @@
           <w:b w:val="0"/>
           <w:sz w:val="23"/>
         </w:rPr>
-        <w:t xml:space="preserve">Date: 07th May, 2026</w:t>
+        <w:t xml:space="preserve">Date: 15th May, 2026</w:t>
         <w:tab/>
       </w:r>
     </w:p>
